--- a/06-公务员/考公文案_06_申论题型科普.docx
+++ b/06-公务员/考公文案_06_申论题型科普.docx
@@ -55,7 +55,7 @@
           <w:color w:val="1A1816"/>
           <w:sz w:val="22"/>
         </w:rPr>
-        <w:t>很多人备考申论，一上来就买教材刷题。</w:t>
+        <w:t>备考申论，很多人上来就买教材刷题。📚</w:t>
       </w:r>
     </w:p>
     <w:p>
@@ -67,7 +67,7 @@
           <w:color w:val="1A1816"/>
           <w:sz w:val="22"/>
         </w:rPr>
-        <w:t>但连申论考什么都没搞清楚，刷再多题也白费。📚</w:t>
+        <w:t>刷了三个月，到考场脑子还是空白。</w:t>
       </w:r>
     </w:p>
     <w:p/>
@@ -80,7 +80,7 @@
           <w:color w:val="1A1816"/>
           <w:sz w:val="22"/>
         </w:rPr>
-        <w:t>申论说难，其实不难。</w:t>
+        <w:t>不是题做少了。</w:t>
       </w:r>
     </w:p>
     <w:p>
@@ -92,7 +92,197 @@
           <w:color w:val="1A1816"/>
           <w:sz w:val="22"/>
         </w:rPr>
-        <w:t>难的是没有方向，不知道从哪里下手。</w:t>
+        <w:t>是连申论到底在考什么都没搞清楚。</w:t>
+      </w:r>
+    </w:p>
+    <w:p/>
+    <w:p>
+      <w:pPr>
+        <w:spacing w:after="60"/>
+      </w:pPr>
+      <w:r>
+        <w:rPr>
+          <w:color w:val="1A1816"/>
+          <w:sz w:val="22"/>
+        </w:rPr>
+        <w:t>今天系统讲一遍——4种题型，搞懂了，备考方向就对了。</w:t>
+      </w:r>
+    </w:p>
+    <w:p/>
+    <w:p>
+      <w:pPr>
+        <w:spacing w:after="60"/>
+      </w:pPr>
+      <w:r>
+        <w:rPr>
+          <w:color w:val="1A1816"/>
+          <w:sz w:val="22"/>
+        </w:rPr>
+        <w:t>━━━━━━━━━━━━━━━━━━</w:t>
+      </w:r>
+    </w:p>
+    <w:p>
+      <w:pPr>
+        <w:spacing w:after="60"/>
+      </w:pPr>
+      <w:r>
+        <w:rPr>
+          <w:b/>
+          <w:color w:val="C8522A"/>
+          <w:sz w:val="22"/>
+        </w:rPr>
+        <w:t>📋 申论的核心逻辑只有一个</w:t>
+      </w:r>
+    </w:p>
+    <w:p>
+      <w:pPr>
+        <w:spacing w:after="60"/>
+      </w:pPr>
+      <w:r>
+        <w:rPr>
+          <w:color w:val="1A1816"/>
+          <w:sz w:val="22"/>
+        </w:rPr>
+        <w:t>━━━━━━━━━━━━━━━━━━</w:t>
+      </w:r>
+    </w:p>
+    <w:p/>
+    <w:p>
+      <w:pPr>
+        <w:spacing w:after="60"/>
+      </w:pPr>
+      <w:r>
+        <w:rPr>
+          <w:color w:val="1A1816"/>
+          <w:sz w:val="22"/>
+        </w:rPr>
+        <w:t>申论不是考你会不会写文章。</w:t>
+      </w:r>
+    </w:p>
+    <w:p>
+      <w:pPr>
+        <w:spacing w:after="60"/>
+      </w:pPr>
+      <w:r>
+        <w:rPr>
+          <w:color w:val="1A1816"/>
+          <w:sz w:val="22"/>
+        </w:rPr>
+        <w:t>它考的是：你能不能读懂材料，提炼出政府视角的答案。</w:t>
+      </w:r>
+    </w:p>
+    <w:p/>
+    <w:p>
+      <w:pPr>
+        <w:spacing w:after="60"/>
+      </w:pPr>
+      <w:r>
+        <w:rPr>
+          <w:color w:val="1A1816"/>
+          <w:sz w:val="22"/>
+        </w:rPr>
+        <w:t>不管哪种题型，答案九成以上来自材料。</w:t>
+      </w:r>
+    </w:p>
+    <w:p>
+      <w:pPr>
+        <w:spacing w:after="60"/>
+      </w:pPr>
+      <w:r>
+        <w:rPr>
+          <w:color w:val="1A1816"/>
+          <w:sz w:val="22"/>
+        </w:rPr>
+        <w:t>你自己发挥的空间，远比你想象的小。</w:t>
+      </w:r>
+    </w:p>
+    <w:p/>
+    <w:p>
+      <w:pPr>
+        <w:spacing w:after="60"/>
+      </w:pPr>
+      <w:r>
+        <w:rPr>
+          <w:color w:val="1A1816"/>
+          <w:sz w:val="22"/>
+        </w:rPr>
+        <w:t>记住这一点，做题思路就对了。</w:t>
+      </w:r>
+    </w:p>
+    <w:p/>
+    <w:p>
+      <w:pPr>
+        <w:spacing w:after="60"/>
+      </w:pPr>
+      <w:r>
+        <w:rPr>
+          <w:color w:val="1A1816"/>
+          <w:sz w:val="22"/>
+        </w:rPr>
+        <w:t>━━━━━━━━━━━━━━━━━━</w:t>
+      </w:r>
+    </w:p>
+    <w:p>
+      <w:pPr>
+        <w:spacing w:after="60"/>
+      </w:pPr>
+      <w:r>
+        <w:rPr>
+          <w:b/>
+          <w:color w:val="C8522A"/>
+          <w:sz w:val="22"/>
+        </w:rPr>
+        <w:t>🎯 第一种：归纳概括题</w:t>
+      </w:r>
+    </w:p>
+    <w:p>
+      <w:pPr>
+        <w:spacing w:after="60"/>
+      </w:pPr>
+      <w:r>
+        <w:rPr>
+          <w:color w:val="1A1816"/>
+          <w:sz w:val="22"/>
+        </w:rPr>
+        <w:t>━━━━━━━━━━━━━━━━━━</w:t>
+      </w:r>
+    </w:p>
+    <w:p/>
+    <w:p>
+      <w:pPr>
+        <w:spacing w:after="60"/>
+      </w:pPr>
+      <w:r>
+        <w:rPr>
+          <w:color w:val="1A1816"/>
+          <w:sz w:val="22"/>
+        </w:rPr>
+        <w:t>最基础，出现频率最高。</w:t>
+      </w:r>
+    </w:p>
+    <w:p>
+      <w:pPr>
+        <w:spacing w:after="60"/>
+      </w:pPr>
+      <w:r>
+        <w:rPr>
+          <w:color w:val="1A1816"/>
+          <w:sz w:val="22"/>
+        </w:rPr>
+        <w:t>给你一段或多段材料，让你提炼要点。</w:t>
+      </w:r>
+    </w:p>
+    <w:p/>
+    <w:p>
+      <w:pPr>
+        <w:spacing w:after="60"/>
+      </w:pPr>
+      <w:r>
+        <w:rPr>
+          <w:color w:val="1A1816"/>
+          <w:sz w:val="22"/>
+        </w:rPr>
+        <w:t>常见问法："概括……的主要问题""归纳……的原因"</w:t>
       </w:r>
     </w:p>
     <w:p/>
@@ -106,7 +296,133 @@
           <w:color w:val="C8522A"/>
           <w:sz w:val="22"/>
         </w:rPr>
-        <w:t>📋 申论就4种题型，先搞清楚</w:t>
+        <w:t>✅ 答题结构：分条列点，每条一句话，逻辑清晰即可。</w:t>
+      </w:r>
+    </w:p>
+    <w:p>
+      <w:pPr>
+        <w:spacing w:after="60"/>
+      </w:pPr>
+      <w:r>
+        <w:rPr>
+          <w:b/>
+          <w:color w:val="C8522A"/>
+          <w:sz w:val="22"/>
+        </w:rPr>
+        <w:t>❌ 最常见失误：照抄材料原句、答案太散没有归类。</w:t>
+      </w:r>
+    </w:p>
+    <w:p/>
+    <w:p>
+      <w:pPr>
+        <w:spacing w:after="60"/>
+      </w:pPr>
+      <w:r>
+        <w:rPr>
+          <w:color w:val="1A1816"/>
+          <w:sz w:val="22"/>
+        </w:rPr>
+        <w:t>备考建议：做完一篇对照范文，看漏了哪些点。</w:t>
+      </w:r>
+    </w:p>
+    <w:p>
+      <w:pPr>
+        <w:spacing w:after="60"/>
+      </w:pPr>
+      <w:r>
+        <w:rPr>
+          <w:color w:val="1A1816"/>
+          <w:sz w:val="22"/>
+        </w:rPr>
+        <w:t>漏点=你跳读了材料，要重新练阅读速度和关键词捕捉。</w:t>
+      </w:r>
+    </w:p>
+    <w:p/>
+    <w:p>
+      <w:pPr>
+        <w:spacing w:after="60"/>
+      </w:pPr>
+      <w:r>
+        <w:rPr>
+          <w:color w:val="1A1816"/>
+          <w:sz w:val="22"/>
+        </w:rPr>
+        <w:t>━━━━━━━━━━━━━━━━━━</w:t>
+      </w:r>
+    </w:p>
+    <w:p>
+      <w:pPr>
+        <w:spacing w:after="60"/>
+      </w:pPr>
+      <w:r>
+        <w:rPr>
+          <w:b/>
+          <w:color w:val="C8522A"/>
+          <w:sz w:val="22"/>
+        </w:rPr>
+        <w:t>🎯 第二种：综合分析题</w:t>
+      </w:r>
+    </w:p>
+    <w:p>
+      <w:pPr>
+        <w:spacing w:after="60"/>
+      </w:pPr>
+      <w:r>
+        <w:rPr>
+          <w:color w:val="1A1816"/>
+          <w:sz w:val="22"/>
+        </w:rPr>
+        <w:t>━━━━━━━━━━━━━━━━━━</w:t>
+      </w:r>
+    </w:p>
+    <w:p/>
+    <w:p>
+      <w:pPr>
+        <w:spacing w:after="60"/>
+      </w:pPr>
+      <w:r>
+        <w:rPr>
+          <w:color w:val="1A1816"/>
+          <w:sz w:val="22"/>
+        </w:rPr>
+        <w:t>比归纳难一级，要求你有自己的判断。</w:t>
+      </w:r>
+    </w:p>
+    <w:p>
+      <w:pPr>
+        <w:spacing w:after="60"/>
+      </w:pPr>
+      <w:r>
+        <w:rPr>
+          <w:color w:val="1A1816"/>
+          <w:sz w:val="22"/>
+        </w:rPr>
+        <w:t>常见问法："谈谈你对XXX的理解""分析XXX现象的原因"</w:t>
+      </w:r>
+    </w:p>
+    <w:p/>
+    <w:p>
+      <w:pPr>
+        <w:spacing w:after="60"/>
+      </w:pPr>
+      <w:r>
+        <w:rPr>
+          <w:color w:val="1A1816"/>
+          <w:sz w:val="22"/>
+        </w:rPr>
+        <w:t>答题核心：是什么→为什么→怎么办，三段走。</w:t>
+      </w:r>
+    </w:p>
+    <w:p>
+      <w:pPr>
+        <w:spacing w:after="60"/>
+      </w:pPr>
+      <w:r>
+        <w:rPr>
+          <w:color w:val="1A1816"/>
+          <w:sz w:val="22"/>
+        </w:rPr>
+        <w:t>但每一段内容，还是来自材料，不是靠自己想。</w:t>
       </w:r>
     </w:p>
     <w:p/>
@@ -120,7 +436,59 @@
           <w:color w:val="C8522A"/>
           <w:sz w:val="22"/>
         </w:rPr>
-        <w:t>第一种：归纳概括题</w:t>
+        <w:t>✅ 答题结构：总论句（一句话定性）→ 分析（材料支撑）→ 对策（材料找）</w:t>
+      </w:r>
+    </w:p>
+    <w:p>
+      <w:pPr>
+        <w:spacing w:after="60"/>
+      </w:pPr>
+      <w:r>
+        <w:rPr>
+          <w:b/>
+          <w:color w:val="C8522A"/>
+          <w:sz w:val="22"/>
+        </w:rPr>
+        <w:t>❌ 最常见失误：空谈理论，离材料太远；或者只摆问题，没有对策。</w:t>
+      </w:r>
+    </w:p>
+    <w:p/>
+    <w:p>
+      <w:pPr>
+        <w:spacing w:after="60"/>
+      </w:pPr>
+      <w:r>
+        <w:rPr>
+          <w:color w:val="1A1816"/>
+          <w:sz w:val="22"/>
+        </w:rPr>
+        <w:t>备考建议：先把材料读透，再动笔，不要边读边写，容易漏逻辑。</w:t>
+      </w:r>
+    </w:p>
+    <w:p/>
+    <w:p>
+      <w:pPr>
+        <w:spacing w:after="60"/>
+      </w:pPr>
+      <w:r>
+        <w:rPr>
+          <w:color w:val="1A1816"/>
+          <w:sz w:val="22"/>
+        </w:rPr>
+        <w:t>━━━━━━━━━━━━━━━━━━</w:t>
+      </w:r>
+    </w:p>
+    <w:p>
+      <w:pPr>
+        <w:spacing w:after="60"/>
+      </w:pPr>
+      <w:r>
+        <w:rPr>
+          <w:b/>
+          <w:color w:val="C8522A"/>
+          <w:sz w:val="22"/>
+        </w:rPr>
+        <w:t>🎯 第三种：应用文写作</w:t>
       </w:r>
     </w:p>
     <w:p>
@@ -132,7 +500,20 @@
           <w:color w:val="1A1816"/>
           <w:sz w:val="22"/>
         </w:rPr>
-        <w:t>最基础，也最多见。</w:t>
+        <w:t>━━━━━━━━━━━━━━━━━━</w:t>
+      </w:r>
+    </w:p>
+    <w:p/>
+    <w:p>
+      <w:pPr>
+        <w:spacing w:after="60"/>
+      </w:pPr>
+      <w:r>
+        <w:rPr>
+          <w:color w:val="1A1816"/>
+          <w:sz w:val="22"/>
+        </w:rPr>
+        <w:t>很多人最怕大作文，其实最容易失分的是这一种。</w:t>
       </w:r>
     </w:p>
     <w:p>
@@ -144,7 +525,20 @@
           <w:color w:val="1A1816"/>
           <w:sz w:val="22"/>
         </w:rPr>
-        <w:t>给你一堆材料，让你提炼要点。</w:t>
+        <w:t>格式写错，内容再好也要扣分。</w:t>
+      </w:r>
+    </w:p>
+    <w:p/>
+    <w:p>
+      <w:pPr>
+        <w:spacing w:after="60"/>
+      </w:pPr>
+      <w:r>
+        <w:rPr>
+          <w:color w:val="1A1816"/>
+          <w:sz w:val="22"/>
+        </w:rPr>
+        <w:t>常考文体：倡议书、简报、工作方案、调研报告、讲话稿。</w:t>
       </w:r>
     </w:p>
     <w:p>
@@ -156,19 +550,7 @@
           <w:color w:val="1A1816"/>
           <w:sz w:val="22"/>
         </w:rPr>
-        <w:t>核心：从材料里找答案，不要自己发挥。</w:t>
-      </w:r>
-    </w:p>
-    <w:p>
-      <w:pPr>
-        <w:spacing w:after="60"/>
-      </w:pPr>
-      <w:r>
-        <w:rPr>
-          <w:color w:val="1A1816"/>
-          <w:sz w:val="22"/>
-        </w:rPr>
-        <w:t>不是考你会不会写，是考你会不会找。</w:t>
+        <w:t>每种格式的称谓、标题、落款都不一样，必须提前背熟。</w:t>
       </w:r>
     </w:p>
     <w:p/>
@@ -182,7 +564,33 @@
           <w:color w:val="C8522A"/>
           <w:sz w:val="22"/>
         </w:rPr>
-        <w:t>第二种：综合分析题</w:t>
+        <w:t>✅ 答题结构：格式（开头称谓/落款）→ 正文要点（来自材料）</w:t>
+      </w:r>
+    </w:p>
+    <w:p>
+      <w:pPr>
+        <w:spacing w:after="60"/>
+      </w:pPr>
+      <w:r>
+        <w:rPr>
+          <w:b/>
+          <w:color w:val="C8522A"/>
+          <w:sz w:val="22"/>
+        </w:rPr>
+        <w:t>❌ 最常见失误：忘写标题或日期；把应用文写成了普通议论文。</w:t>
+      </w:r>
+    </w:p>
+    <w:p/>
+    <w:p>
+      <w:pPr>
+        <w:spacing w:after="60"/>
+      </w:pPr>
+      <w:r>
+        <w:rPr>
+          <w:color w:val="1A1816"/>
+          <w:sz w:val="22"/>
+        </w:rPr>
+        <w:t>备考建议：每种文体至少背一个标准格式模板，先记格式，再练内容。</w:t>
       </w:r>
     </w:p>
     <w:p>
@@ -194,7 +602,33 @@
           <w:color w:val="1A1816"/>
           <w:sz w:val="22"/>
         </w:rPr>
-        <w:t>比归纳难一级。</w:t>
+        <w:t>考场上格式分是最稳的分，千万别丢。</w:t>
+      </w:r>
+    </w:p>
+    <w:p/>
+    <w:p>
+      <w:pPr>
+        <w:spacing w:after="60"/>
+      </w:pPr>
+      <w:r>
+        <w:rPr>
+          <w:color w:val="1A1816"/>
+          <w:sz w:val="22"/>
+        </w:rPr>
+        <w:t>━━━━━━━━━━━━━━━━━━</w:t>
+      </w:r>
+    </w:p>
+    <w:p>
+      <w:pPr>
+        <w:spacing w:after="60"/>
+      </w:pPr>
+      <w:r>
+        <w:rPr>
+          <w:b/>
+          <w:color w:val="C8522A"/>
+          <w:sz w:val="22"/>
+        </w:rPr>
+        <w:t>🎯 第四种：大作文（议论文）</w:t>
       </w:r>
     </w:p>
     <w:p>
@@ -206,7 +640,20 @@
           <w:color w:val="1A1816"/>
           <w:sz w:val="22"/>
         </w:rPr>
-        <w:t>常见问法："谈谈你对XXX的理解"</w:t>
+        <w:t>━━━━━━━━━━━━━━━━━━</w:t>
+      </w:r>
+    </w:p>
+    <w:p/>
+    <w:p>
+      <w:pPr>
+        <w:spacing w:after="60"/>
+      </w:pPr>
+      <w:r>
+        <w:rPr>
+          <w:color w:val="1A1816"/>
+          <w:sz w:val="22"/>
+        </w:rPr>
+        <w:t>很多人一备考就先练大作文，顺序完全搞反了。</w:t>
       </w:r>
     </w:p>
     <w:p>
@@ -218,7 +665,20 @@
           <w:color w:val="1A1816"/>
           <w:sz w:val="22"/>
         </w:rPr>
-        <w:t>答题逻辑：是什么→为什么→怎么办，三段走。</w:t>
+        <w:t>大作文要最后练，前三种小题练熟了再来攻它。</w:t>
+      </w:r>
+    </w:p>
+    <w:p/>
+    <w:p>
+      <w:pPr>
+        <w:spacing w:after="60"/>
+      </w:pPr>
+      <w:r>
+        <w:rPr>
+          <w:color w:val="1A1816"/>
+          <w:sz w:val="22"/>
+        </w:rPr>
+        <w:t>考法：给你一个核心观点，写800-1000字议论文。</w:t>
       </w:r>
     </w:p>
     <w:p>
@@ -230,7 +690,7 @@
           <w:color w:val="1A1816"/>
           <w:sz w:val="22"/>
         </w:rPr>
-        <w:t>材料给了什么，你说什么，不要空谈。</w:t>
+        <w:t>评分看：论点是否鲜明、论据是否充分、结构是否完整。</w:t>
       </w:r>
     </w:p>
     <w:p/>
@@ -244,58 +704,9 @@
           <w:color w:val="C8522A"/>
           <w:sz w:val="22"/>
         </w:rPr>
-        <w:t>第三种：应用文写作</w:t>
+        <w:t>✅ 答题结构：开篇点题（2段）→ 分论点展开（2-3个）→ 结尾升华</w:t>
       </w:r>
     </w:p>
-    <w:p>
-      <w:pPr>
-        <w:spacing w:after="60"/>
-      </w:pPr>
-      <w:r>
-        <w:rPr>
-          <w:color w:val="1A1816"/>
-          <w:sz w:val="22"/>
-        </w:rPr>
-        <w:t>考场最怕的其实是这种，不是大作文。</w:t>
-      </w:r>
-    </w:p>
-    <w:p>
-      <w:pPr>
-        <w:spacing w:after="60"/>
-      </w:pPr>
-      <w:r>
-        <w:rPr>
-          <w:color w:val="1A1816"/>
-          <w:sz w:val="22"/>
-        </w:rPr>
-        <w:t>格式不对直接扣分。</w:t>
-      </w:r>
-    </w:p>
-    <w:p>
-      <w:pPr>
-        <w:spacing w:after="60"/>
-      </w:pPr>
-      <w:r>
-        <w:rPr>
-          <w:color w:val="1A1816"/>
-          <w:sz w:val="22"/>
-        </w:rPr>
-        <w:t>常考：倡议书、简报、发言稿、调研报告。</w:t>
-      </w:r>
-    </w:p>
-    <w:p>
-      <w:pPr>
-        <w:spacing w:after="60"/>
-      </w:pPr>
-      <w:r>
-        <w:rPr>
-          <w:color w:val="1A1816"/>
-          <w:sz w:val="22"/>
-        </w:rPr>
-        <w:t>核心：先记格式，内容从材料里找，不要自己编。</w:t>
-      </w:r>
-    </w:p>
-    <w:p/>
     <w:p>
       <w:pPr>
         <w:spacing w:after="60"/>
@@ -306,69 +717,7 @@
           <w:color w:val="C8522A"/>
           <w:sz w:val="22"/>
         </w:rPr>
-        <w:t>第四种：大作文（议论文）</w:t>
-      </w:r>
-    </w:p>
-    <w:p>
-      <w:pPr>
-        <w:spacing w:after="60"/>
-      </w:pPr>
-      <w:r>
-        <w:rPr>
-          <w:color w:val="1A1816"/>
-          <w:sz w:val="22"/>
-        </w:rPr>
-        <w:t>很多人一上来就先练大作文，顺序搞反了。</w:t>
-      </w:r>
-    </w:p>
-    <w:p>
-      <w:pPr>
-        <w:spacing w:after="60"/>
-      </w:pPr>
-      <w:r>
-        <w:rPr>
-          <w:color w:val="1A1816"/>
-          <w:sz w:val="22"/>
-        </w:rPr>
-        <w:t>大作文要最后练。</w:t>
-      </w:r>
-    </w:p>
-    <w:p>
-      <w:pPr>
-        <w:spacing w:after="60"/>
-      </w:pPr>
-      <w:r>
-        <w:rPr>
-          <w:color w:val="1A1816"/>
-          <w:sz w:val="22"/>
-        </w:rPr>
-        <w:t>先把前三种小题练熟，再攻大作文。</w:t>
-      </w:r>
-    </w:p>
-    <w:p>
-      <w:pPr>
-        <w:spacing w:after="60"/>
-      </w:pPr>
-      <w:r>
-        <w:rPr>
-          <w:color w:val="1A1816"/>
-          <w:sz w:val="22"/>
-        </w:rPr>
-        <w:t>核心：论点要鲜明，举例不要太单一。</w:t>
-      </w:r>
-    </w:p>
-    <w:p/>
-    <w:p>
-      <w:pPr>
-        <w:spacing w:after="60"/>
-      </w:pPr>
-      <w:r>
-        <w:rPr>
-          <w:b/>
-          <w:color w:val="C8522A"/>
-          <w:sz w:val="22"/>
-        </w:rPr>
-        <w:t>🎯 正确备考顺序</w:t>
+        <w:t>❌ 最常见失误：论点模糊、举例单调（只会用同一类例子）。</w:t>
       </w:r>
     </w:p>
     <w:p/>
@@ -381,7 +730,19 @@
           <w:color w:val="1A1816"/>
           <w:sz w:val="22"/>
         </w:rPr>
-        <w:t>归纳概括 → 综合分析 → 应用文 → 大作文</w:t>
+        <w:t>备考建议：积累5-8个不同领域的典型案例（科技/民生/文化/生态等），</w:t>
+      </w:r>
+    </w:p>
+    <w:p>
+      <w:pPr>
+        <w:spacing w:after="60"/>
+      </w:pPr>
+      <w:r>
+        <w:rPr>
+          <w:color w:val="1A1816"/>
+          <w:sz w:val="22"/>
+        </w:rPr>
+        <w:t>分论点展开时轮换使用，阅卷老师看到丰富度，印象分会高很多。</w:t>
       </w:r>
     </w:p>
     <w:p/>
@@ -394,7 +755,20 @@
           <w:color w:val="1A1816"/>
           <w:sz w:val="22"/>
         </w:rPr>
-        <w:t>前期把小题练熟，时间占70%。</w:t>
+        <w:t>━━━━━━━━━━━━━━━━━━</w:t>
+      </w:r>
+    </w:p>
+    <w:p>
+      <w:pPr>
+        <w:spacing w:after="60"/>
+      </w:pPr>
+      <w:r>
+        <w:rPr>
+          <w:b/>
+          <w:color w:val="C8522A"/>
+          <w:sz w:val="22"/>
+        </w:rPr>
+        <w:t>📅 正确备考顺序</w:t>
       </w:r>
     </w:p>
     <w:p>
@@ -406,7 +780,7 @@
           <w:color w:val="1A1816"/>
           <w:sz w:val="22"/>
         </w:rPr>
-        <w:t>后期才重点练大作文，占30%。</w:t>
+        <w:t>━━━━━━━━━━━━━━━━━━</w:t>
       </w:r>
     </w:p>
     <w:p/>
@@ -419,31 +793,7 @@
           <w:color w:val="1A1816"/>
           <w:sz w:val="22"/>
         </w:rPr>
-        <w:t>很多人申论学不好，不是题做少了。</w:t>
-      </w:r>
-    </w:p>
-    <w:p>
-      <w:pPr>
-        <w:spacing w:after="60"/>
-      </w:pPr>
-      <w:r>
-        <w:rPr>
-          <w:color w:val="1A1816"/>
-          <w:sz w:val="22"/>
-        </w:rPr>
-        <w:t>是方向错了，方法没对。</w:t>
-      </w:r>
-    </w:p>
-    <w:p>
-      <w:pPr>
-        <w:spacing w:after="60"/>
-      </w:pPr>
-      <w:r>
-        <w:rPr>
-          <w:color w:val="1A1816"/>
-          <w:sz w:val="22"/>
-        </w:rPr>
-        <w:t>先把4种题型搞清楚，再按顺序刷，才是正确节奏。🌱</w:t>
+        <w:t>归纳概括（1个月）→ 综合分析（1个月）→ 应用文（2-3周）→ 大作文（最后冲刺）</w:t>
       </w:r>
     </w:p>
     <w:p/>
@@ -456,7 +806,70 @@
           <w:color w:val="1A1816"/>
           <w:sz w:val="22"/>
         </w:rPr>
-        <w:t>我整理了一份适合考公小白的入门资料包，需要可以私信：考公资料。</w:t>
+        <w:t>前期：小题练熟，时间占70%</w:t>
+      </w:r>
+    </w:p>
+    <w:p>
+      <w:pPr>
+        <w:spacing w:after="60"/>
+      </w:pPr>
+      <w:r>
+        <w:rPr>
+          <w:color w:val="1A1816"/>
+          <w:sz w:val="22"/>
+        </w:rPr>
+        <w:t>后期：大作文冲刺+整套真题限时模拟</w:t>
+      </w:r>
+    </w:p>
+    <w:p/>
+    <w:p>
+      <w:pPr>
+        <w:spacing w:after="60"/>
+      </w:pPr>
+      <w:r>
+        <w:rPr>
+          <w:color w:val="1A1816"/>
+          <w:sz w:val="22"/>
+        </w:rPr>
+        <w:t>不要一上来就练大作文，那是效率最低的备考方式。</w:t>
+      </w:r>
+    </w:p>
+    <w:p/>
+    <w:p>
+      <w:pPr>
+        <w:spacing w:after="60"/>
+      </w:pPr>
+      <w:r>
+        <w:rPr>
+          <w:color w:val="1A1816"/>
+          <w:sz w:val="22"/>
+        </w:rPr>
+        <w:t>方向对了，每做一道题都在积累。</w:t>
+      </w:r>
+    </w:p>
+    <w:p>
+      <w:pPr>
+        <w:spacing w:after="60"/>
+      </w:pPr>
+      <w:r>
+        <w:rPr>
+          <w:color w:val="1A1816"/>
+          <w:sz w:val="22"/>
+        </w:rPr>
+        <w:t>方向错了，做一百道也原地踏步。🌱</w:t>
+      </w:r>
+    </w:p>
+    <w:p/>
+    <w:p>
+      <w:pPr>
+        <w:spacing w:after="60"/>
+      </w:pPr>
+      <w:r>
+        <w:rPr>
+          <w:color w:val="1A1816"/>
+          <w:sz w:val="22"/>
+        </w:rPr>
+        <w:t>我整理了一份适合考公小白的申论入门资料包，需要可以私信：考公资料。</w:t>
       </w:r>
     </w:p>
     <w:p>
